--- a/data/revised_2026-10_full/outputs/v2/Core_Mathematics/SS2.7_Surface_Area_and_Volume_of_Solids/Core_Mathematics_Surface_Area_and_Volume_of_Solids_CBE_LessonSequence.docx
+++ b/data/revised_2026-10_full/outputs/v2/Core_Mathematics/SS2.7_Surface_Area_and_Volume_of_Solids/Core_Mathematics_Surface_Area_and_Volume_of_Solids_CBE_LessonSequence.docx
@@ -2598,7 +2598,7 @@
         </w:rPr>
         <w:t xml:space="preserve">© 2026 SeaVuria and ARES. This work is licensed under a </w:t>
       </w:r>
-      <w:hyperlink w:history="1" r:id="rIdejxeq8s9rupc2b8nadiiz">
+      <w:hyperlink w:history="1" r:id="rIdk8a1zbou2bhic5uyebfhd">
         <w:r>
           <w:rPr>
             <w:rFonts w:ascii="Arial" w:cs="Arial" w:eastAsia="Arial" w:hAnsi="Arial"/>
@@ -2618,7 +2618,7 @@
         </w:rPr>
         <w:t xml:space="preserve"> (</w:t>
       </w:r>
-      <w:hyperlink w:history="1" r:id="rIde1ctaiu2hsvk4ta3cmpul">
+      <w:hyperlink w:history="1" r:id="rIdkgqqvpstlagqc_d9vwuo3">
         <w:r>
           <w:rPr>
             <w:rFonts w:ascii="Arial" w:cs="Arial" w:eastAsia="Arial" w:hAnsi="Arial"/>
@@ -2638,7 +2638,7 @@
         </w:rPr>
         <w:t xml:space="preserve">). To view a copy of this license, visit </w:t>
       </w:r>
-      <w:hyperlink w:history="1" r:id="rIduqqtq3giwvabsospry-7m">
+      <w:hyperlink w:history="1" r:id="rId8zyib5eixndjy3ikgp9jk">
         <w:r>
           <w:rPr>
             <w:rFonts w:ascii="Arial" w:cs="Arial" w:eastAsia="Arial" w:hAnsi="Arial"/>
@@ -3677,7 +3677,7 @@
             <w:pPr>
               <w:spacing w:after="20" w:before="0"/>
             </w:pPr>
-            <w:hyperlink w:history="1" r:id="rId3guahczjersnjveymie4f">
+            <w:hyperlink w:history="1" r:id="rIduux8k97cb8wfs5bpp_uoj">
               <w:r>
                 <w:rPr>
                   <w:rFonts w:ascii="Arial" w:cs="Arial" w:eastAsia="Arial" w:hAnsi="Arial"/>
@@ -3710,7 +3710,7 @@
               <w:spacing w:after="10" w:before="0"/>
               <w:ind w:left="120"/>
             </w:pPr>
-            <w:hyperlink w:history="1" r:id="rIdnws5xjr_lrl4hq1a4eqgv">
+            <w:hyperlink w:history="1" r:id="rIdnefnr2if-l-6jydtph-7z">
               <w:r>
                 <w:rPr>
                   <w:rFonts w:ascii="Arial" w:cs="Arial" w:eastAsia="Arial" w:hAnsi="Arial"/>
@@ -3755,7 +3755,7 @@
             <w:pPr>
               <w:spacing w:after="20" w:before="0"/>
             </w:pPr>
-            <w:hyperlink w:history="1" r:id="rId90r-muxe5r7frkflvbfsx">
+            <w:hyperlink w:history="1" r:id="rIdaxui-augbm1cz_fjb9w_v">
               <w:r>
                 <w:rPr>
                   <w:rFonts w:ascii="Arial" w:cs="Arial" w:eastAsia="Arial" w:hAnsi="Arial"/>
@@ -3788,7 +3788,7 @@
               <w:spacing w:after="10" w:before="0"/>
               <w:ind w:left="120"/>
             </w:pPr>
-            <w:hyperlink w:history="1" r:id="rIdh4p-sfgmgsp58me3urq3l">
+            <w:hyperlink w:history="1" r:id="rIdbuoxfdzolzh1mq3f1indy">
               <w:r>
                 <w:rPr>
                   <w:rFonts w:ascii="Arial" w:cs="Arial" w:eastAsia="Arial" w:hAnsi="Arial"/>
@@ -3988,7 +3988,7 @@
             <w:pPr>
               <w:spacing w:after="20" w:before="0"/>
             </w:pPr>
-            <w:hyperlink w:history="1" r:id="rId2sgqcjdlqtco6dfezh6bx">
+            <w:hyperlink w:history="1" r:id="rIdxznizewca8tja0r05fnuu">
               <w:r>
                 <w:rPr>
                   <w:rFonts w:ascii="Arial" w:cs="Arial" w:eastAsia="Arial" w:hAnsi="Arial"/>
@@ -4021,7 +4021,7 @@
               <w:spacing w:after="10" w:before="0"/>
               <w:ind w:left="120"/>
             </w:pPr>
-            <w:hyperlink w:history="1" r:id="rIdms3fn5jkez2kc7c0nyn4q">
+            <w:hyperlink w:history="1" r:id="rIdbcrzioc0gusmyde8l0qn7">
               <w:r>
                 <w:rPr>
                   <w:rFonts w:ascii="Arial" w:cs="Arial" w:eastAsia="Arial" w:hAnsi="Arial"/>
@@ -4066,7 +4066,7 @@
             <w:pPr>
               <w:spacing w:after="20" w:before="0"/>
             </w:pPr>
-            <w:hyperlink w:history="1" r:id="rIde-a36lji5yd7yvb8c-gd0">
+            <w:hyperlink w:history="1" r:id="rIdvrsrhwdxcznpw1dzbj_m5">
               <w:r>
                 <w:rPr>
                   <w:rFonts w:ascii="Arial" w:cs="Arial" w:eastAsia="Arial" w:hAnsi="Arial"/>
@@ -4099,7 +4099,7 @@
               <w:spacing w:after="10" w:before="0"/>
               <w:ind w:left="120"/>
             </w:pPr>
-            <w:hyperlink w:history="1" r:id="rIdinaxqqlq7kxkqkbpsrrj7">
+            <w:hyperlink w:history="1" r:id="rIds4b4ezxofmupbip01yklz">
               <w:r>
                 <w:rPr>
                   <w:rFonts w:ascii="Arial" w:cs="Arial" w:eastAsia="Arial" w:hAnsi="Arial"/>
@@ -4299,7 +4299,7 @@
             <w:pPr>
               <w:spacing w:after="20" w:before="0"/>
             </w:pPr>
-            <w:hyperlink w:history="1" r:id="rIdtbu52hqoqy_99xvowsqno">
+            <w:hyperlink w:history="1" r:id="rIdjh4hlkhchfso4eotomabn">
               <w:r>
                 <w:rPr>
                   <w:rFonts w:ascii="Arial" w:cs="Arial" w:eastAsia="Arial" w:hAnsi="Arial"/>
@@ -4332,7 +4332,7 @@
               <w:spacing w:after="10" w:before="0"/>
               <w:ind w:left="120"/>
             </w:pPr>
-            <w:hyperlink w:history="1" r:id="rIdegbhc3yi8b5px3mi7oc4g">
+            <w:hyperlink w:history="1" r:id="rIddtmmckolvi4vdm_c2itym">
               <w:r>
                 <w:rPr>
                   <w:rFonts w:ascii="Arial" w:cs="Arial" w:eastAsia="Arial" w:hAnsi="Arial"/>
@@ -4377,7 +4377,7 @@
             <w:pPr>
               <w:spacing w:after="20" w:before="0"/>
             </w:pPr>
-            <w:hyperlink w:history="1" r:id="rIdgq0yc4dl2zjduuf1ivdle">
+            <w:hyperlink w:history="1" r:id="rId5ft_gwnurborpyvfsoz_t">
               <w:r>
                 <w:rPr>
                   <w:rFonts w:ascii="Arial" w:cs="Arial" w:eastAsia="Arial" w:hAnsi="Arial"/>
@@ -4410,7 +4410,7 @@
               <w:spacing w:after="10" w:before="0"/>
               <w:ind w:left="120"/>
             </w:pPr>
-            <w:hyperlink w:history="1" r:id="rIdhqv9mgpi3_gfrykxojop-">
+            <w:hyperlink w:history="1" r:id="rIdjvtx8cmskm8ga0iycjjg7">
               <w:r>
                 <w:rPr>
                   <w:rFonts w:ascii="Arial" w:cs="Arial" w:eastAsia="Arial" w:hAnsi="Arial"/>
@@ -4610,7 +4610,7 @@
             <w:pPr>
               <w:spacing w:after="20" w:before="0"/>
             </w:pPr>
-            <w:hyperlink w:history="1" r:id="rIdch6ek1hxweeazuvjdldgk">
+            <w:hyperlink w:history="1" r:id="rIdfsykr3zn5bsakxt5zom9_">
               <w:r>
                 <w:rPr>
                   <w:rFonts w:ascii="Arial" w:cs="Arial" w:eastAsia="Arial" w:hAnsi="Arial"/>
@@ -4643,7 +4643,7 @@
               <w:spacing w:after="10" w:before="0"/>
               <w:ind w:left="120"/>
             </w:pPr>
-            <w:hyperlink w:history="1" r:id="rIdpmy0gild1ivdkoodp81gy">
+            <w:hyperlink w:history="1" r:id="rId0ylswzdwghrclyh42uosy">
               <w:r>
                 <w:rPr>
                   <w:rFonts w:ascii="Arial" w:cs="Arial" w:eastAsia="Arial" w:hAnsi="Arial"/>
@@ -4688,7 +4688,7 @@
             <w:pPr>
               <w:spacing w:after="20" w:before="0"/>
             </w:pPr>
-            <w:hyperlink w:history="1" r:id="rId-yznjize1rn0j3-kjucfw">
+            <w:hyperlink w:history="1" r:id="rIdqvqxchcocssaflovb1lu6">
               <w:r>
                 <w:rPr>
                   <w:rFonts w:ascii="Arial" w:cs="Arial" w:eastAsia="Arial" w:hAnsi="Arial"/>
@@ -4721,7 +4721,7 @@
               <w:spacing w:after="10" w:before="0"/>
               <w:ind w:left="120"/>
             </w:pPr>
-            <w:hyperlink w:history="1" r:id="rIdlp3fi6ex0u8aicovsitx3">
+            <w:hyperlink w:history="1" r:id="rId95kwtawdoqty3axwb3jae">
               <w:r>
                 <w:rPr>
                   <w:rFonts w:ascii="Arial" w:cs="Arial" w:eastAsia="Arial" w:hAnsi="Arial"/>
@@ -4921,7 +4921,7 @@
             <w:pPr>
               <w:spacing w:after="20" w:before="0"/>
             </w:pPr>
-            <w:hyperlink w:history="1" r:id="rIdtlkp3limd51qf2h4h4ffs">
+            <w:hyperlink w:history="1" r:id="rIdh4v83y6gxve6hhwe0_t8b">
               <w:r>
                 <w:rPr>
                   <w:rFonts w:ascii="Arial" w:cs="Arial" w:eastAsia="Arial" w:hAnsi="Arial"/>
@@ -4954,7 +4954,7 @@
               <w:spacing w:after="10" w:before="0"/>
               <w:ind w:left="120"/>
             </w:pPr>
-            <w:hyperlink w:history="1" r:id="rId8mlbpbd4whlzakp3eajzs">
+            <w:hyperlink w:history="1" r:id="rId76ibikpcl0eh-24c-85g_">
               <w:r>
                 <w:rPr>
                   <w:rFonts w:ascii="Arial" w:cs="Arial" w:eastAsia="Arial" w:hAnsi="Arial"/>
@@ -4999,7 +4999,7 @@
             <w:pPr>
               <w:spacing w:after="20" w:before="0"/>
             </w:pPr>
-            <w:hyperlink w:history="1" r:id="rId35x_rag6wmjbliaeeuyax">
+            <w:hyperlink w:history="1" r:id="rIdr42wlevu-sv9taor5k4yc">
               <w:r>
                 <w:rPr>
                   <w:rFonts w:ascii="Arial" w:cs="Arial" w:eastAsia="Arial" w:hAnsi="Arial"/>
@@ -5032,7 +5032,7 @@
               <w:spacing w:after="10" w:before="0"/>
               <w:ind w:left="120"/>
             </w:pPr>
-            <w:hyperlink w:history="1" r:id="rIdaxxmwj0kakwdbjsekqbjq">
+            <w:hyperlink w:history="1" r:id="rIdskgpf3mbr_ivtfsbzmbs5">
               <w:r>
                 <w:rPr>
                   <w:rFonts w:ascii="Arial" w:cs="Arial" w:eastAsia="Arial" w:hAnsi="Arial"/>
@@ -5557,7 +5557,7 @@
         </w:rPr>
         <w:t xml:space="preserve">© 2026 SeaVuria and ARES. Aligned with KICD objectives. Developed by SeaVuria; technical implementation by ARES (with AI assistance from Claude). Licensed under </w:t>
       </w:r>
-      <w:hyperlink w:history="1" r:id="rId4vauxtjizumb2swaqg-dq">
+      <w:hyperlink w:history="1" r:id="rIdrddu_1d1g9q7zo3vvclxv">
         <w:r>
           <w:rPr>
             <w:rFonts w:ascii="Arial" w:cs="Arial" w:eastAsia="Arial" w:hAnsi="Arial"/>
@@ -5578,7 +5578,7 @@
         </w:rPr>
         <w:t xml:space="preserve"> (</w:t>
       </w:r>
-      <w:hyperlink w:history="1" r:id="rIdc8tumkj2jrj1yie-p4fy6">
+      <w:hyperlink w:history="1" r:id="rIdeghng292zexnmamonhwga">
         <w:r>
           <w:rPr>
             <w:rFonts w:ascii="Arial" w:cs="Arial" w:eastAsia="Arial" w:hAnsi="Arial"/>
@@ -6618,7 +6618,7 @@
             <w:pPr>
               <w:spacing w:after="20" w:before="0"/>
             </w:pPr>
-            <w:hyperlink w:history="1" r:id="rId83moppigr_nqhq7v1uvk7">
+            <w:hyperlink w:history="1" r:id="rIdpqhpirntse8h80k3qs6-p">
               <w:r>
                 <w:rPr>
                   <w:rFonts w:ascii="Arial" w:cs="Arial" w:eastAsia="Arial" w:hAnsi="Arial"/>
@@ -6651,7 +6651,7 @@
               <w:spacing w:after="10" w:before="0"/>
               <w:ind w:left="120"/>
             </w:pPr>
-            <w:hyperlink w:history="1" r:id="rIdwrpaeik9tj9cmr1f4pxcr">
+            <w:hyperlink w:history="1" r:id="rIdz66gdjtspwup0kaebphd-">
               <w:r>
                 <w:rPr>
                   <w:rFonts w:ascii="Arial" w:cs="Arial" w:eastAsia="Arial" w:hAnsi="Arial"/>
@@ -6696,7 +6696,7 @@
             <w:pPr>
               <w:spacing w:after="20" w:before="0"/>
             </w:pPr>
-            <w:hyperlink w:history="1" r:id="rIdv5g7pwcufq4iup-6kv_li">
+            <w:hyperlink w:history="1" r:id="rId-lztye3khzfvj_mbhrdrf">
               <w:r>
                 <w:rPr>
                   <w:rFonts w:ascii="Arial" w:cs="Arial" w:eastAsia="Arial" w:hAnsi="Arial"/>
@@ -6729,7 +6729,7 @@
               <w:spacing w:after="10" w:before="0"/>
               <w:ind w:left="120"/>
             </w:pPr>
-            <w:hyperlink w:history="1" r:id="rId2cpgb-2e_nlemfsddusmc">
+            <w:hyperlink w:history="1" r:id="rIdpe1xga6lnnv-fzzorczrp">
               <w:r>
                 <w:rPr>
                   <w:rFonts w:ascii="Arial" w:cs="Arial" w:eastAsia="Arial" w:hAnsi="Arial"/>
@@ -6929,7 +6929,7 @@
             <w:pPr>
               <w:spacing w:after="20" w:before="0"/>
             </w:pPr>
-            <w:hyperlink w:history="1" r:id="rIdbbistamlo8sqctij3igfx">
+            <w:hyperlink w:history="1" r:id="rIdu8iutidq35nhja-jeykhs">
               <w:r>
                 <w:rPr>
                   <w:rFonts w:ascii="Arial" w:cs="Arial" w:eastAsia="Arial" w:hAnsi="Arial"/>
@@ -6962,7 +6962,7 @@
               <w:spacing w:after="10" w:before="0"/>
               <w:ind w:left="120"/>
             </w:pPr>
-            <w:hyperlink w:history="1" r:id="rIdkdrvchf6tv0chybjkg8in">
+            <w:hyperlink w:history="1" r:id="rId9buds0bib4exaqse3n80m">
               <w:r>
                 <w:rPr>
                   <w:rFonts w:ascii="Arial" w:cs="Arial" w:eastAsia="Arial" w:hAnsi="Arial"/>
@@ -7007,7 +7007,7 @@
             <w:pPr>
               <w:spacing w:after="20" w:before="0"/>
             </w:pPr>
-            <w:hyperlink w:history="1" r:id="rIdwizkt0em2otfxrr-7gk3g">
+            <w:hyperlink w:history="1" r:id="rIdedbzuya4dpevcyxs3mbk7">
               <w:r>
                 <w:rPr>
                   <w:rFonts w:ascii="Arial" w:cs="Arial" w:eastAsia="Arial" w:hAnsi="Arial"/>
@@ -7040,7 +7040,7 @@
               <w:spacing w:after="10" w:before="0"/>
               <w:ind w:left="120"/>
             </w:pPr>
-            <w:hyperlink w:history="1" r:id="rIdou2a_0juox4nalro5l6zx">
+            <w:hyperlink w:history="1" r:id="rIdpdtctqvoyc5ivblsimoij">
               <w:r>
                 <w:rPr>
                   <w:rFonts w:ascii="Arial" w:cs="Arial" w:eastAsia="Arial" w:hAnsi="Arial"/>
@@ -7240,7 +7240,7 @@
             <w:pPr>
               <w:spacing w:after="20" w:before="0"/>
             </w:pPr>
-            <w:hyperlink w:history="1" r:id="rIdp8vo6rffxccaujuzuo8bs">
+            <w:hyperlink w:history="1" r:id="rIdlvnqfquacy9hxibpdb5bw">
               <w:r>
                 <w:rPr>
                   <w:rFonts w:ascii="Arial" w:cs="Arial" w:eastAsia="Arial" w:hAnsi="Arial"/>
@@ -7289,7 +7289,7 @@
               <w:spacing w:after="10" w:before="0"/>
               <w:ind w:left="120"/>
             </w:pPr>
-            <w:hyperlink w:history="1" r:id="rId3jmd91le7dkxxfwadsurp">
+            <w:hyperlink w:history="1" r:id="rIdwxfr9lhypmzqlodqtf3di">
               <w:r>
                 <w:rPr>
                   <w:rFonts w:ascii="Arial" w:cs="Arial" w:eastAsia="Arial" w:hAnsi="Arial"/>
@@ -7334,7 +7334,7 @@
             <w:pPr>
               <w:spacing w:after="20" w:before="0"/>
             </w:pPr>
-            <w:hyperlink w:history="1" r:id="rIdftu60zhjvewiekx7obpkt">
+            <w:hyperlink w:history="1" r:id="rIdovmi4ohnw8ymjsm8y6vsx">
               <w:r>
                 <w:rPr>
                   <w:rFonts w:ascii="Arial" w:cs="Arial" w:eastAsia="Arial" w:hAnsi="Arial"/>
@@ -7367,7 +7367,7 @@
               <w:spacing w:after="10" w:before="0"/>
               <w:ind w:left="120"/>
             </w:pPr>
-            <w:hyperlink w:history="1" r:id="rIde7lw8ytbof2y3znf_su2d">
+            <w:hyperlink w:history="1" r:id="rIdpr_cgvlzmprsvnegbmo3m">
               <w:r>
                 <w:rPr>
                   <w:rFonts w:ascii="Arial" w:cs="Arial" w:eastAsia="Arial" w:hAnsi="Arial"/>
@@ -7567,7 +7567,7 @@
             <w:pPr>
               <w:spacing w:after="20" w:before="0"/>
             </w:pPr>
-            <w:hyperlink w:history="1" r:id="rIda0rxz-4lqetx4pb8e9cum">
+            <w:hyperlink w:history="1" r:id="rIdgatgonew8wwipup_huklt">
               <w:r>
                 <w:rPr>
                   <w:rFonts w:ascii="Arial" w:cs="Arial" w:eastAsia="Arial" w:hAnsi="Arial"/>
@@ -7616,7 +7616,7 @@
               <w:spacing w:after="10" w:before="0"/>
               <w:ind w:left="120"/>
             </w:pPr>
-            <w:hyperlink w:history="1" r:id="rIdrrmo0yvtpipj636sfczwd">
+            <w:hyperlink w:history="1" r:id="rIdbe6vdoczmzw8rgr1yowd-">
               <w:r>
                 <w:rPr>
                   <w:rFonts w:ascii="Arial" w:cs="Arial" w:eastAsia="Arial" w:hAnsi="Arial"/>
@@ -7661,7 +7661,7 @@
             <w:pPr>
               <w:spacing w:after="20" w:before="0"/>
             </w:pPr>
-            <w:hyperlink w:history="1" r:id="rIdjf3a1qky6pno7bebqriwz">
+            <w:hyperlink w:history="1" r:id="rIdrd2dyl9yulzbliarmwf0r">
               <w:r>
                 <w:rPr>
                   <w:rFonts w:ascii="Arial" w:cs="Arial" w:eastAsia="Arial" w:hAnsi="Arial"/>
@@ -7694,7 +7694,7 @@
               <w:spacing w:after="10" w:before="0"/>
               <w:ind w:left="120"/>
             </w:pPr>
-            <w:hyperlink w:history="1" r:id="rIdprqcx2jbzhn9cml5fmxq7">
+            <w:hyperlink w:history="1" r:id="rIdew_pkn0kjaphuxs4bhtfq">
               <w:r>
                 <w:rPr>
                   <w:rFonts w:ascii="Arial" w:cs="Arial" w:eastAsia="Arial" w:hAnsi="Arial"/>
@@ -7894,7 +7894,7 @@
             <w:pPr>
               <w:spacing w:after="20" w:before="0"/>
             </w:pPr>
-            <w:hyperlink w:history="1" r:id="rId2es_i9jjh3mvi5tlq1nrk">
+            <w:hyperlink w:history="1" r:id="rId6tpapypvddxxj9o7mc9ex">
               <w:r>
                 <w:rPr>
                   <w:rFonts w:ascii="Arial" w:cs="Arial" w:eastAsia="Arial" w:hAnsi="Arial"/>
@@ -7943,7 +7943,7 @@
               <w:spacing w:after="10" w:before="0"/>
               <w:ind w:left="120"/>
             </w:pPr>
-            <w:hyperlink w:history="1" r:id="rId67zeuhwyfa6bgbnjilrby">
+            <w:hyperlink w:history="1" r:id="rIdimmmvgu7y8jgmtzwehj6t">
               <w:r>
                 <w:rPr>
                   <w:rFonts w:ascii="Arial" w:cs="Arial" w:eastAsia="Arial" w:hAnsi="Arial"/>
@@ -7988,7 +7988,7 @@
             <w:pPr>
               <w:spacing w:after="20" w:before="0"/>
             </w:pPr>
-            <w:hyperlink w:history="1" r:id="rId6-dhoq-eyvhr38tqhp434">
+            <w:hyperlink w:history="1" r:id="rIdmdtzlwrs34nwyylct5mdh">
               <w:r>
                 <w:rPr>
                   <w:rFonts w:ascii="Arial" w:cs="Arial" w:eastAsia="Arial" w:hAnsi="Arial"/>
@@ -8021,7 +8021,7 @@
               <w:spacing w:after="10" w:before="0"/>
               <w:ind w:left="120"/>
             </w:pPr>
-            <w:hyperlink w:history="1" r:id="rIdmqpwobyudg5ivkljw8vi5">
+            <w:hyperlink w:history="1" r:id="rIdzvczmgomsfy5qiunn5y2y">
               <w:r>
                 <w:rPr>
                   <w:rFonts w:ascii="Arial" w:cs="Arial" w:eastAsia="Arial" w:hAnsi="Arial"/>
@@ -8546,7 +8546,7 @@
         </w:rPr>
         <w:t xml:space="preserve">© 2026 SeaVuria and ARES. Aligned with KICD objectives. Developed by SeaVuria; technical implementation by ARES (with AI assistance from Claude). Licensed under </w:t>
       </w:r>
-      <w:hyperlink w:history="1" r:id="rIdc3ly8lljcn43ysvwdmtkv">
+      <w:hyperlink w:history="1" r:id="rIdnuwyabmgifn5kog9kkcri">
         <w:r>
           <w:rPr>
             <w:rFonts w:ascii="Arial" w:cs="Arial" w:eastAsia="Arial" w:hAnsi="Arial"/>
@@ -8567,7 +8567,7 @@
         </w:rPr>
         <w:t xml:space="preserve"> (</w:t>
       </w:r>
-      <w:hyperlink w:history="1" r:id="rIdas6ezvpflc_mj5fd4nh3l">
+      <w:hyperlink w:history="1" r:id="rIdh-i93p-9vk_byzzwtdxc5">
         <w:r>
           <w:rPr>
             <w:rFonts w:ascii="Arial" w:cs="Arial" w:eastAsia="Arial" w:hAnsi="Arial"/>
@@ -9607,7 +9607,7 @@
             <w:pPr>
               <w:spacing w:after="20" w:before="0"/>
             </w:pPr>
-            <w:hyperlink w:history="1" r:id="rIdhlbjh0ff2ab4fzcu4gyfs">
+            <w:hyperlink w:history="1" r:id="rIdhudfv4yfdl0a4hhj87m8v">
               <w:r>
                 <w:rPr>
                   <w:rFonts w:ascii="Arial" w:cs="Arial" w:eastAsia="Arial" w:hAnsi="Arial"/>
@@ -9656,7 +9656,7 @@
               <w:spacing w:after="10" w:before="0"/>
               <w:ind w:left="120"/>
             </w:pPr>
-            <w:hyperlink w:history="1" r:id="rId4zleo3qubi0qw99loy-cm">
+            <w:hyperlink w:history="1" r:id="rIdn1cirrnwhcg42onnjfpfb">
               <w:r>
                 <w:rPr>
                   <w:rFonts w:ascii="Arial" w:cs="Arial" w:eastAsia="Arial" w:hAnsi="Arial"/>
@@ -9701,7 +9701,7 @@
             <w:pPr>
               <w:spacing w:after="20" w:before="0"/>
             </w:pPr>
-            <w:hyperlink w:history="1" r:id="rIdmagduhnzjuh-lfvovmn3v">
+            <w:hyperlink w:history="1" r:id="rId7_qzavpruja7hjxgrzdc6">
               <w:r>
                 <w:rPr>
                   <w:rFonts w:ascii="Arial" w:cs="Arial" w:eastAsia="Arial" w:hAnsi="Arial"/>
@@ -9734,7 +9734,7 @@
               <w:spacing w:after="10" w:before="0"/>
               <w:ind w:left="120"/>
             </w:pPr>
-            <w:hyperlink w:history="1" r:id="rIdx1od6awg35ktddkx2d4u2">
+            <w:hyperlink w:history="1" r:id="rIdnwec3t9pmlyyktofqzz0p">
               <w:r>
                 <w:rPr>
                   <w:rFonts w:ascii="Arial" w:cs="Arial" w:eastAsia="Arial" w:hAnsi="Arial"/>
@@ -9934,7 +9934,7 @@
             <w:pPr>
               <w:spacing w:after="20" w:before="0"/>
             </w:pPr>
-            <w:hyperlink w:history="1" r:id="rIdso5fnc_raceo9qzx3ashi">
+            <w:hyperlink w:history="1" r:id="rId2cwdxrdxiyoddvp2p2pyj">
               <w:r>
                 <w:rPr>
                   <w:rFonts w:ascii="Arial" w:cs="Arial" w:eastAsia="Arial" w:hAnsi="Arial"/>
@@ -9983,7 +9983,7 @@
               <w:spacing w:after="10" w:before="0"/>
               <w:ind w:left="120"/>
             </w:pPr>
-            <w:hyperlink w:history="1" r:id="rIdrqr4on4awg9xtprktodjf">
+            <w:hyperlink w:history="1" r:id="rIdaqx7i9axqxi96m1q9hugo">
               <w:r>
                 <w:rPr>
                   <w:rFonts w:ascii="Arial" w:cs="Arial" w:eastAsia="Arial" w:hAnsi="Arial"/>
@@ -10028,7 +10028,7 @@
             <w:pPr>
               <w:spacing w:after="20" w:before="0"/>
             </w:pPr>
-            <w:hyperlink w:history="1" r:id="rIdc8nmaok8ouhxmawaamo7i">
+            <w:hyperlink w:history="1" r:id="rIdtt6dzoahel2qvlhqx7jw9">
               <w:r>
                 <w:rPr>
                   <w:rFonts w:ascii="Arial" w:cs="Arial" w:eastAsia="Arial" w:hAnsi="Arial"/>
@@ -10061,7 +10061,7 @@
               <w:spacing w:after="10" w:before="0"/>
               <w:ind w:left="120"/>
             </w:pPr>
-            <w:hyperlink w:history="1" r:id="rIdxld9mzmt5sefhahakijhw">
+            <w:hyperlink w:history="1" r:id="rId_o0imx_gdqncijsaw4nn_">
               <w:r>
                 <w:rPr>
                   <w:rFonts w:ascii="Arial" w:cs="Arial" w:eastAsia="Arial" w:hAnsi="Arial"/>
@@ -10261,7 +10261,7 @@
             <w:pPr>
               <w:spacing w:after="20" w:before="0"/>
             </w:pPr>
-            <w:hyperlink w:history="1" r:id="rIdmazwapmdo4hv9f52-ru11">
+            <w:hyperlink w:history="1" r:id="rIdp-thbvzfcgvyrvwbf9okp">
               <w:r>
                 <w:rPr>
                   <w:rFonts w:ascii="Arial" w:cs="Arial" w:eastAsia="Arial" w:hAnsi="Arial"/>
@@ -10310,7 +10310,7 @@
               <w:spacing w:after="10" w:before="0"/>
               <w:ind w:left="120"/>
             </w:pPr>
-            <w:hyperlink w:history="1" r:id="rIdmg7xj6cnvpr0eopjax5ri">
+            <w:hyperlink w:history="1" r:id="rIdw0ib31cpdtdbqcjo1igzb">
               <w:r>
                 <w:rPr>
                   <w:rFonts w:ascii="Arial" w:cs="Arial" w:eastAsia="Arial" w:hAnsi="Arial"/>
@@ -10355,7 +10355,7 @@
             <w:pPr>
               <w:spacing w:after="20" w:before="0"/>
             </w:pPr>
-            <w:hyperlink w:history="1" r:id="rIdpuxoo6qwuxrealjokxufr">
+            <w:hyperlink w:history="1" r:id="rIdklk9gvf78y0frnnitrmhn">
               <w:r>
                 <w:rPr>
                   <w:rFonts w:ascii="Arial" w:cs="Arial" w:eastAsia="Arial" w:hAnsi="Arial"/>
@@ -10404,7 +10404,7 @@
               <w:spacing w:after="10" w:before="0"/>
               <w:ind w:left="120"/>
             </w:pPr>
-            <w:hyperlink w:history="1" r:id="rIdfmwa5iavegtadtipjtjuo">
+            <w:hyperlink w:history="1" r:id="rIddczrhnyr2dydymsje2lzn">
               <w:r>
                 <w:rPr>
                   <w:rFonts w:ascii="Arial" w:cs="Arial" w:eastAsia="Arial" w:hAnsi="Arial"/>
@@ -10604,7 +10604,7 @@
             <w:pPr>
               <w:spacing w:after="20" w:before="0"/>
             </w:pPr>
-            <w:hyperlink w:history="1" r:id="rIdhc7qf8rz86dtajma3l7zh">
+            <w:hyperlink w:history="1" r:id="rIdpnmlex42zr402fdhk_1m0">
               <w:r>
                 <w:rPr>
                   <w:rFonts w:ascii="Arial" w:cs="Arial" w:eastAsia="Arial" w:hAnsi="Arial"/>
@@ -10653,7 +10653,7 @@
               <w:spacing w:after="10" w:before="0"/>
               <w:ind w:left="120"/>
             </w:pPr>
-            <w:hyperlink w:history="1" r:id="rIdu4uyzuvt-4nv1nvc7yxnw">
+            <w:hyperlink w:history="1" r:id="rId4awsd-mvagluqt0hpffbe">
               <w:r>
                 <w:rPr>
                   <w:rFonts w:ascii="Arial" w:cs="Arial" w:eastAsia="Arial" w:hAnsi="Arial"/>
@@ -10698,7 +10698,7 @@
             <w:pPr>
               <w:spacing w:after="20" w:before="0"/>
             </w:pPr>
-            <w:hyperlink w:history="1" r:id="rIdc5eygxfk56yo1idmm2ob7">
+            <w:hyperlink w:history="1" r:id="rId4hylsosefrvefvjq9egwd">
               <w:r>
                 <w:rPr>
                   <w:rFonts w:ascii="Arial" w:cs="Arial" w:eastAsia="Arial" w:hAnsi="Arial"/>
@@ -10747,7 +10747,7 @@
               <w:spacing w:after="10" w:before="0"/>
               <w:ind w:left="120"/>
             </w:pPr>
-            <w:hyperlink w:history="1" r:id="rIdboe5v6q70neo_tohcddw9">
+            <w:hyperlink w:history="1" r:id="rIdb5aywzi_ddyktcsu-ec8u">
               <w:r>
                 <w:rPr>
                   <w:rFonts w:ascii="Arial" w:cs="Arial" w:eastAsia="Arial" w:hAnsi="Arial"/>
@@ -10947,7 +10947,7 @@
             <w:pPr>
               <w:spacing w:after="20" w:before="0"/>
             </w:pPr>
-            <w:hyperlink w:history="1" r:id="rIdoopc3prgbl9wjsphaeni8">
+            <w:hyperlink w:history="1" r:id="rIdxtxeqihuovjp9tlzggp9a">
               <w:r>
                 <w:rPr>
                   <w:rFonts w:ascii="Arial" w:cs="Arial" w:eastAsia="Arial" w:hAnsi="Arial"/>
@@ -10996,7 +10996,7 @@
               <w:spacing w:after="10" w:before="0"/>
               <w:ind w:left="120"/>
             </w:pPr>
-            <w:hyperlink w:history="1" r:id="rIdinw5fkn6m8i9scpyhve-e">
+            <w:hyperlink w:history="1" r:id="rIdytbahbznkpphkwld5hqhe">
               <w:r>
                 <w:rPr>
                   <w:rFonts w:ascii="Arial" w:cs="Arial" w:eastAsia="Arial" w:hAnsi="Arial"/>
@@ -11041,7 +11041,7 @@
             <w:pPr>
               <w:spacing w:after="20" w:before="0"/>
             </w:pPr>
-            <w:hyperlink w:history="1" r:id="rIdypov1hss-kcwklhfmctp6">
+            <w:hyperlink w:history="1" r:id="rIddb-7jaofwqqhl1jc1s2_z">
               <w:r>
                 <w:rPr>
                   <w:rFonts w:ascii="Arial" w:cs="Arial" w:eastAsia="Arial" w:hAnsi="Arial"/>
@@ -11090,7 +11090,7 @@
               <w:spacing w:after="10" w:before="0"/>
               <w:ind w:left="120"/>
             </w:pPr>
-            <w:hyperlink w:history="1" r:id="rIdl-xhvt_ua_9lwjpxvmrrb">
+            <w:hyperlink w:history="1" r:id="rIdzm45251dghqkn-huijxyx">
               <w:r>
                 <w:rPr>
                   <w:rFonts w:ascii="Arial" w:cs="Arial" w:eastAsia="Arial" w:hAnsi="Arial"/>
@@ -11615,7 +11615,7 @@
         </w:rPr>
         <w:t xml:space="preserve">© 2026 SeaVuria and ARES. Aligned with KICD objectives. Developed by SeaVuria; technical implementation by ARES (with AI assistance from Claude). Licensed under </w:t>
       </w:r>
-      <w:hyperlink w:history="1" r:id="rIdtzjvcrbw2vz1cq4atsnzn">
+      <w:hyperlink w:history="1" r:id="rIdwqqs7bybpgfkokpqwsmmy">
         <w:r>
           <w:rPr>
             <w:rFonts w:ascii="Arial" w:cs="Arial" w:eastAsia="Arial" w:hAnsi="Arial"/>
@@ -11636,7 +11636,7 @@
         </w:rPr>
         <w:t xml:space="preserve"> (</w:t>
       </w:r>
-      <w:hyperlink w:history="1" r:id="rIduwkegyryfoxrtahcwyl1w">
+      <w:hyperlink w:history="1" r:id="rIdffylwdaszvewgah-bppki">
         <w:r>
           <w:rPr>
             <w:rFonts w:ascii="Arial" w:cs="Arial" w:eastAsia="Arial" w:hAnsi="Arial"/>
@@ -12676,7 +12676,7 @@
             <w:pPr>
               <w:spacing w:after="20" w:before="0"/>
             </w:pPr>
-            <w:hyperlink w:history="1" r:id="rId9vpujaruimhhiyfwjnfhf">
+            <w:hyperlink w:history="1" r:id="rIdoprlq4rx3_ciytnks9d8c">
               <w:r>
                 <w:rPr>
                   <w:rFonts w:ascii="Arial" w:cs="Arial" w:eastAsia="Arial" w:hAnsi="Arial"/>
@@ -12709,7 +12709,7 @@
               <w:spacing w:after="10" w:before="0"/>
               <w:ind w:left="120"/>
             </w:pPr>
-            <w:hyperlink w:history="1" r:id="rIdirfnu2gzc5aiccd2rprdu">
+            <w:hyperlink w:history="1" r:id="rIdas2dywiowmzxeryab_02v">
               <w:r>
                 <w:rPr>
                   <w:rFonts w:ascii="Arial" w:cs="Arial" w:eastAsia="Arial" w:hAnsi="Arial"/>
@@ -12754,7 +12754,7 @@
             <w:pPr>
               <w:spacing w:after="20" w:before="0"/>
             </w:pPr>
-            <w:hyperlink w:history="1" r:id="rIdytvrwuldx-j5u-t9yk0sp">
+            <w:hyperlink w:history="1" r:id="rIdejnn0ipaxfzoi4bk3_dl5">
               <w:r>
                 <w:rPr>
                   <w:rFonts w:ascii="Arial" w:cs="Arial" w:eastAsia="Arial" w:hAnsi="Arial"/>
@@ -12787,7 +12787,7 @@
               <w:spacing w:after="10" w:before="0"/>
               <w:ind w:left="120"/>
             </w:pPr>
-            <w:hyperlink w:history="1" r:id="rIdsveysfb40b3swcl9zanp5">
+            <w:hyperlink w:history="1" r:id="rIdboqfwovkt4fqkx8_pfjnn">
               <w:r>
                 <w:rPr>
                   <w:rFonts w:ascii="Arial" w:cs="Arial" w:eastAsia="Arial" w:hAnsi="Arial"/>
@@ -12987,7 +12987,7 @@
             <w:pPr>
               <w:spacing w:after="20" w:before="0"/>
             </w:pPr>
-            <w:hyperlink w:history="1" r:id="rId8cr2_-tb12wr5jzx0fw_j">
+            <w:hyperlink w:history="1" r:id="rIdy6ddrv8-kpvmqueepyky-">
               <w:r>
                 <w:rPr>
                   <w:rFonts w:ascii="Arial" w:cs="Arial" w:eastAsia="Arial" w:hAnsi="Arial"/>
@@ -13020,7 +13020,7 @@
               <w:spacing w:after="10" w:before="0"/>
               <w:ind w:left="120"/>
             </w:pPr>
-            <w:hyperlink w:history="1" r:id="rIdcqo3ftcn4tvpc7jhzufhu">
+            <w:hyperlink w:history="1" r:id="rIdiyw73b2oty6soz2yf1ilp">
               <w:r>
                 <w:rPr>
                   <w:rFonts w:ascii="Arial" w:cs="Arial" w:eastAsia="Arial" w:hAnsi="Arial"/>
@@ -13065,7 +13065,7 @@
             <w:pPr>
               <w:spacing w:after="20" w:before="0"/>
             </w:pPr>
-            <w:hyperlink w:history="1" r:id="rIdgdizy2pqc_uv-oidr--s1">
+            <w:hyperlink w:history="1" r:id="rIdsdby_-pxhdgdhklllbrcj">
               <w:r>
                 <w:rPr>
                   <w:rFonts w:ascii="Arial" w:cs="Arial" w:eastAsia="Arial" w:hAnsi="Arial"/>
@@ -13098,7 +13098,7 @@
               <w:spacing w:after="10" w:before="0"/>
               <w:ind w:left="120"/>
             </w:pPr>
-            <w:hyperlink w:history="1" r:id="rId65ollgrzdchfkx90fxisj">
+            <w:hyperlink w:history="1" r:id="rIdvteho4sdv9qpq2s3xq4lk">
               <w:r>
                 <w:rPr>
                   <w:rFonts w:ascii="Arial" w:cs="Arial" w:eastAsia="Arial" w:hAnsi="Arial"/>
@@ -13338,7 +13338,7 @@
             <w:pPr>
               <w:spacing w:after="20" w:before="0"/>
             </w:pPr>
-            <w:hyperlink w:history="1" r:id="rIdqfo8jlqbwtmpali85tv33">
+            <w:hyperlink w:history="1" r:id="rIdmixuunck385bparmxchvz">
               <w:r>
                 <w:rPr>
                   <w:rFonts w:ascii="Arial" w:cs="Arial" w:eastAsia="Arial" w:hAnsi="Arial"/>
@@ -13387,7 +13387,7 @@
               <w:spacing w:after="10" w:before="0"/>
               <w:ind w:left="120"/>
             </w:pPr>
-            <w:hyperlink w:history="1" r:id="rIdkfi053b3xup7fxo5bonqp">
+            <w:hyperlink w:history="1" r:id="rIdq956chbyc0r01tzoze65s">
               <w:r>
                 <w:rPr>
                   <w:rFonts w:ascii="Arial" w:cs="Arial" w:eastAsia="Arial" w:hAnsi="Arial"/>
@@ -13432,7 +13432,7 @@
             <w:pPr>
               <w:spacing w:after="20" w:before="0"/>
             </w:pPr>
-            <w:hyperlink w:history="1" r:id="rIdhzpak8rb9r1vs_a4puxf7">
+            <w:hyperlink w:history="1" r:id="rIdhu9kguxrv2hzkj7myyhgh">
               <w:r>
                 <w:rPr>
                   <w:rFonts w:ascii="Arial" w:cs="Arial" w:eastAsia="Arial" w:hAnsi="Arial"/>
@@ -13465,7 +13465,7 @@
               <w:spacing w:after="10" w:before="0"/>
               <w:ind w:left="120"/>
             </w:pPr>
-            <w:hyperlink w:history="1" r:id="rIdokbawwn1fmjx7uik98yb0">
+            <w:hyperlink w:history="1" r:id="rIdilvavdwgztfl0hw4tfx4j">
               <w:r>
                 <w:rPr>
                   <w:rFonts w:ascii="Arial" w:cs="Arial" w:eastAsia="Arial" w:hAnsi="Arial"/>
@@ -13665,7 +13665,7 @@
             <w:pPr>
               <w:spacing w:after="20" w:before="0"/>
             </w:pPr>
-            <w:hyperlink w:history="1" r:id="rId87d3twglj6ygdlrxgmo6l">
+            <w:hyperlink w:history="1" r:id="rId3ersj4afogbysy8xi6y7u">
               <w:r>
                 <w:rPr>
                   <w:rFonts w:ascii="Arial" w:cs="Arial" w:eastAsia="Arial" w:hAnsi="Arial"/>
@@ -13714,7 +13714,7 @@
               <w:spacing w:after="10" w:before="0"/>
               <w:ind w:left="120"/>
             </w:pPr>
-            <w:hyperlink w:history="1" r:id="rIdmmkdjbspiq4t8leitl0hf">
+            <w:hyperlink w:history="1" r:id="rIdkhqt3dl5x9m07lepfoa1r">
               <w:r>
                 <w:rPr>
                   <w:rFonts w:ascii="Arial" w:cs="Arial" w:eastAsia="Arial" w:hAnsi="Arial"/>
@@ -13759,7 +13759,7 @@
             <w:pPr>
               <w:spacing w:after="20" w:before="0"/>
             </w:pPr>
-            <w:hyperlink w:history="1" r:id="rIdgil644ryrqn0cx2w1jvgw">
+            <w:hyperlink w:history="1" r:id="rIdew94v2jfmv1efnhnsxybd">
               <w:r>
                 <w:rPr>
                   <w:rFonts w:ascii="Arial" w:cs="Arial" w:eastAsia="Arial" w:hAnsi="Arial"/>
@@ -13792,7 +13792,7 @@
               <w:spacing w:after="10" w:before="0"/>
               <w:ind w:left="120"/>
             </w:pPr>
-            <w:hyperlink w:history="1" r:id="rIdezrzpu64rpcpqwilwbbtm">
+            <w:hyperlink w:history="1" r:id="rId1qjcjldfrhehdoqwdhwpi">
               <w:r>
                 <w:rPr>
                   <w:rFonts w:ascii="Arial" w:cs="Arial" w:eastAsia="Arial" w:hAnsi="Arial"/>
@@ -13992,7 +13992,7 @@
             <w:pPr>
               <w:spacing w:after="20" w:before="0"/>
             </w:pPr>
-            <w:hyperlink w:history="1" r:id="rIdu7nkryfdtzmyutxtd0n6t">
+            <w:hyperlink w:history="1" r:id="rIdhmf8w0v30ftuzrnbcp6ew">
               <w:r>
                 <w:rPr>
                   <w:rFonts w:ascii="Arial" w:cs="Arial" w:eastAsia="Arial" w:hAnsi="Arial"/>
@@ -14025,7 +14025,7 @@
               <w:spacing w:after="10" w:before="0"/>
               <w:ind w:left="120"/>
             </w:pPr>
-            <w:hyperlink w:history="1" r:id="rIdausha1x4jtcjhujdgpvtv">
+            <w:hyperlink w:history="1" r:id="rIdj2ja2r6o8bca3kvhrbn4j">
               <w:r>
                 <w:rPr>
                   <w:rFonts w:ascii="Arial" w:cs="Arial" w:eastAsia="Arial" w:hAnsi="Arial"/>
@@ -14070,7 +14070,7 @@
             <w:pPr>
               <w:spacing w:after="20" w:before="0"/>
             </w:pPr>
-            <w:hyperlink w:history="1" r:id="rIdf7innjleoxhgbfbljolf1">
+            <w:hyperlink w:history="1" r:id="rIdzrykey1h9lt0-qwnisdfm">
               <w:r>
                 <w:rPr>
                   <w:rFonts w:ascii="Arial" w:cs="Arial" w:eastAsia="Arial" w:hAnsi="Arial"/>
@@ -14119,7 +14119,7 @@
               <w:spacing w:after="10" w:before="0"/>
               <w:ind w:left="120"/>
             </w:pPr>
-            <w:hyperlink w:history="1" r:id="rIde8du46uvgveamc5t0e5m_">
+            <w:hyperlink w:history="1" r:id="rIdcncuu6ocwtsrjglonow-v">
               <w:r>
                 <w:rPr>
                   <w:rFonts w:ascii="Arial" w:cs="Arial" w:eastAsia="Arial" w:hAnsi="Arial"/>
@@ -14644,7 +14644,7 @@
         </w:rPr>
         <w:t xml:space="preserve">© 2026 SeaVuria and ARES. Aligned with KICD objectives. Developed by SeaVuria; technical implementation by ARES (with AI assistance from Claude). Licensed under </w:t>
       </w:r>
-      <w:hyperlink w:history="1" r:id="rId6f_b7aoq3td_igeltttbb">
+      <w:hyperlink w:history="1" r:id="rId1iwiofmdungldsmibbt49">
         <w:r>
           <w:rPr>
             <w:rFonts w:ascii="Arial" w:cs="Arial" w:eastAsia="Arial" w:hAnsi="Arial"/>
@@ -14665,7 +14665,7 @@
         </w:rPr>
         <w:t xml:space="preserve"> (</w:t>
       </w:r>
-      <w:hyperlink w:history="1" r:id="rId2qjdkfm5dzkcr-pqhlf9v">
+      <w:hyperlink w:history="1" r:id="rIdlpepl2gtgunzqqcemgpqc">
         <w:r>
           <w:rPr>
             <w:rFonts w:ascii="Arial" w:cs="Arial" w:eastAsia="Arial" w:hAnsi="Arial"/>
@@ -15705,7 +15705,7 @@
             <w:pPr>
               <w:spacing w:after="20" w:before="0"/>
             </w:pPr>
-            <w:hyperlink w:history="1" r:id="rIdrflklu3tqq8a2y385nicw">
+            <w:hyperlink w:history="1" r:id="rIdxomlbrgmq-icmbwwzcftf">
               <w:r>
                 <w:rPr>
                   <w:rFonts w:ascii="Arial" w:cs="Arial" w:eastAsia="Arial" w:hAnsi="Arial"/>
@@ -15738,7 +15738,7 @@
               <w:spacing w:after="10" w:before="0"/>
               <w:ind w:left="120"/>
             </w:pPr>
-            <w:hyperlink w:history="1" r:id="rIdyvza7btpauwig-9cpk9li">
+            <w:hyperlink w:history="1" r:id="rIdm_hagczyvdyktzrt5_lqt">
               <w:r>
                 <w:rPr>
                   <w:rFonts w:ascii="Arial" w:cs="Arial" w:eastAsia="Arial" w:hAnsi="Arial"/>
@@ -15783,7 +15783,7 @@
             <w:pPr>
               <w:spacing w:after="20" w:before="0"/>
             </w:pPr>
-            <w:hyperlink w:history="1" r:id="rId_u79csnbwx3v9zognoha1">
+            <w:hyperlink w:history="1" r:id="rIdm-b-v3_adcfllq24f0obn">
               <w:r>
                 <w:rPr>
                   <w:rFonts w:ascii="Arial" w:cs="Arial" w:eastAsia="Arial" w:hAnsi="Arial"/>
@@ -15816,7 +15816,7 @@
               <w:spacing w:after="10" w:before="0"/>
               <w:ind w:left="120"/>
             </w:pPr>
-            <w:hyperlink w:history="1" r:id="rIdjfmfqz-oc-kzfjdzzurm0">
+            <w:hyperlink w:history="1" r:id="rId4pkplztoeuqxwmeu-7-ga">
               <w:r>
                 <w:rPr>
                   <w:rFonts w:ascii="Arial" w:cs="Arial" w:eastAsia="Arial" w:hAnsi="Arial"/>
@@ -16016,7 +16016,7 @@
             <w:pPr>
               <w:spacing w:after="20" w:before="0"/>
             </w:pPr>
-            <w:hyperlink w:history="1" r:id="rIdokypmjqeiagvyqeeq9yxv">
+            <w:hyperlink w:history="1" r:id="rIdhnz4mtpz7uyejup2nwmhw">
               <w:r>
                 <w:rPr>
                   <w:rFonts w:ascii="Arial" w:cs="Arial" w:eastAsia="Arial" w:hAnsi="Arial"/>
@@ -16049,7 +16049,7 @@
               <w:spacing w:after="10" w:before="0"/>
               <w:ind w:left="120"/>
             </w:pPr>
-            <w:hyperlink w:history="1" r:id="rIdcwsvfn9miec1ertlohw9n">
+            <w:hyperlink w:history="1" r:id="rIdel4m2foh4en7hafb4j7_w">
               <w:r>
                 <w:rPr>
                   <w:rFonts w:ascii="Arial" w:cs="Arial" w:eastAsia="Arial" w:hAnsi="Arial"/>
@@ -16094,7 +16094,7 @@
             <w:pPr>
               <w:spacing w:after="20" w:before="0"/>
             </w:pPr>
-            <w:hyperlink w:history="1" r:id="rIdg1qm9phjiwafjdasdyhwq">
+            <w:hyperlink w:history="1" r:id="rIdkw0ojm3y-ptlznl4f8xqe">
               <w:r>
                 <w:rPr>
                   <w:rFonts w:ascii="Arial" w:cs="Arial" w:eastAsia="Arial" w:hAnsi="Arial"/>
@@ -16127,7 +16127,7 @@
               <w:spacing w:after="10" w:before="0"/>
               <w:ind w:left="120"/>
             </w:pPr>
-            <w:hyperlink w:history="1" r:id="rIddksblrgrpfd6svkptmaag">
+            <w:hyperlink w:history="1" r:id="rIdr4md8xtnwssxmnhfxddtb">
               <w:r>
                 <w:rPr>
                   <w:rFonts w:ascii="Arial" w:cs="Arial" w:eastAsia="Arial" w:hAnsi="Arial"/>
@@ -16327,7 +16327,7 @@
             <w:pPr>
               <w:spacing w:after="20" w:before="0"/>
             </w:pPr>
-            <w:hyperlink w:history="1" r:id="rIdcow54ekw7k8tfbdsa9akk">
+            <w:hyperlink w:history="1" r:id="rIdh5-nay2jrgw1er1htc3_h">
               <w:r>
                 <w:rPr>
                   <w:rFonts w:ascii="Arial" w:cs="Arial" w:eastAsia="Arial" w:hAnsi="Arial"/>
@@ -16360,7 +16360,7 @@
               <w:spacing w:after="10" w:before="0"/>
               <w:ind w:left="120"/>
             </w:pPr>
-            <w:hyperlink w:history="1" r:id="rIdvcioiq1uyotzim1n_qpxj">
+            <w:hyperlink w:history="1" r:id="rIddg0yacft1toeefrixjhgm">
               <w:r>
                 <w:rPr>
                   <w:rFonts w:ascii="Arial" w:cs="Arial" w:eastAsia="Arial" w:hAnsi="Arial"/>
@@ -16405,7 +16405,7 @@
             <w:pPr>
               <w:spacing w:after="20" w:before="0"/>
             </w:pPr>
-            <w:hyperlink w:history="1" r:id="rIdxjwkcpn1xhxk82qy3ygvn">
+            <w:hyperlink w:history="1" r:id="rIdyxwnwyf0xjlkj1doihgcq">
               <w:r>
                 <w:rPr>
                   <w:rFonts w:ascii="Arial" w:cs="Arial" w:eastAsia="Arial" w:hAnsi="Arial"/>
@@ -16438,7 +16438,7 @@
               <w:spacing w:after="10" w:before="0"/>
               <w:ind w:left="120"/>
             </w:pPr>
-            <w:hyperlink w:history="1" r:id="rIdrx_3bly74hixsc5cuoyhv">
+            <w:hyperlink w:history="1" r:id="rId6xwakyi991kbj9nqewpuc">
               <w:r>
                 <w:rPr>
                   <w:rFonts w:ascii="Arial" w:cs="Arial" w:eastAsia="Arial" w:hAnsi="Arial"/>
@@ -16638,7 +16638,7 @@
             <w:pPr>
               <w:spacing w:after="20" w:before="0"/>
             </w:pPr>
-            <w:hyperlink w:history="1" r:id="rIdozrg1cvsbj3ihzxlnbtzs">
+            <w:hyperlink w:history="1" r:id="rId75vfu4mjq7ymt8gsb9hi5">
               <w:r>
                 <w:rPr>
                   <w:rFonts w:ascii="Arial" w:cs="Arial" w:eastAsia="Arial" w:hAnsi="Arial"/>
@@ -16671,7 +16671,7 @@
               <w:spacing w:after="10" w:before="0"/>
               <w:ind w:left="120"/>
             </w:pPr>
-            <w:hyperlink w:history="1" r:id="rIdnad4ocjo8tinybet9zmqu">
+            <w:hyperlink w:history="1" r:id="rIdsu5m0q7ocqbvx6wurxkvx">
               <w:r>
                 <w:rPr>
                   <w:rFonts w:ascii="Arial" w:cs="Arial" w:eastAsia="Arial" w:hAnsi="Arial"/>
@@ -16716,7 +16716,7 @@
             <w:pPr>
               <w:spacing w:after="20" w:before="0"/>
             </w:pPr>
-            <w:hyperlink w:history="1" r:id="rIdqemncmqykrzsu6rjujfwa">
+            <w:hyperlink w:history="1" r:id="rIdvtcphsfqqhchtdizwc73j">
               <w:r>
                 <w:rPr>
                   <w:rFonts w:ascii="Arial" w:cs="Arial" w:eastAsia="Arial" w:hAnsi="Arial"/>
@@ -16749,7 +16749,7 @@
               <w:spacing w:after="10" w:before="0"/>
               <w:ind w:left="120"/>
             </w:pPr>
-            <w:hyperlink w:history="1" r:id="rIdoxliggwsqd1s84_hyca83">
+            <w:hyperlink w:history="1" r:id="rIdcb9nyq0wazyg6upava9ce">
               <w:r>
                 <w:rPr>
                   <w:rFonts w:ascii="Arial" w:cs="Arial" w:eastAsia="Arial" w:hAnsi="Arial"/>
@@ -16949,7 +16949,7 @@
             <w:pPr>
               <w:spacing w:after="20" w:before="0"/>
             </w:pPr>
-            <w:hyperlink w:history="1" r:id="rId_ek6hwbzdi_qlmmrweyey">
+            <w:hyperlink w:history="1" r:id="rIdavvzzjkn_5skfzywfkvvg">
               <w:r>
                 <w:rPr>
                   <w:rFonts w:ascii="Arial" w:cs="Arial" w:eastAsia="Arial" w:hAnsi="Arial"/>
@@ -16982,7 +16982,7 @@
               <w:spacing w:after="10" w:before="0"/>
               <w:ind w:left="120"/>
             </w:pPr>
-            <w:hyperlink w:history="1" r:id="rIdxivo94s_mvaglut_yiynu">
+            <w:hyperlink w:history="1" r:id="rIdjs35or6sdczw6saeg2zxh">
               <w:r>
                 <w:rPr>
                   <w:rFonts w:ascii="Arial" w:cs="Arial" w:eastAsia="Arial" w:hAnsi="Arial"/>
@@ -17027,7 +17027,7 @@
             <w:pPr>
               <w:spacing w:after="20" w:before="0"/>
             </w:pPr>
-            <w:hyperlink w:history="1" r:id="rIdsvf1xgbemxm6ojt_rzwjq">
+            <w:hyperlink w:history="1" r:id="rIdidgct3ejb0naybugvbzln">
               <w:r>
                 <w:rPr>
                   <w:rFonts w:ascii="Arial" w:cs="Arial" w:eastAsia="Arial" w:hAnsi="Arial"/>
@@ -17060,7 +17060,7 @@
               <w:spacing w:after="10" w:before="0"/>
               <w:ind w:left="120"/>
             </w:pPr>
-            <w:hyperlink w:history="1" r:id="rIdyyurqskzladzt5565e5ta">
+            <w:hyperlink w:history="1" r:id="rIdszpmpakvmkpxxce_klvnk">
               <w:r>
                 <w:rPr>
                   <w:rFonts w:ascii="Arial" w:cs="Arial" w:eastAsia="Arial" w:hAnsi="Arial"/>
@@ -17585,7 +17585,7 @@
         </w:rPr>
         <w:t xml:space="preserve">© 2026 SeaVuria and ARES. Aligned with KICD objectives. Developed by SeaVuria; technical implementation by ARES (with AI assistance from Claude). Licensed under </w:t>
       </w:r>
-      <w:hyperlink w:history="1" r:id="rIdnkuiwyfvidevr-utynq43">
+      <w:hyperlink w:history="1" r:id="rIdpwdjvm2zqdpvf6nasxscv">
         <w:r>
           <w:rPr>
             <w:rFonts w:ascii="Arial" w:cs="Arial" w:eastAsia="Arial" w:hAnsi="Arial"/>
@@ -17606,7 +17606,7 @@
         </w:rPr>
         <w:t xml:space="preserve"> (</w:t>
       </w:r>
-      <w:hyperlink w:history="1" r:id="rIdvhp7mfeeodzvzems_tauu">
+      <w:hyperlink w:history="1" r:id="rIdh1-usahcvxd1syi8eeoyo">
         <w:r>
           <w:rPr>
             <w:rFonts w:ascii="Arial" w:cs="Arial" w:eastAsia="Arial" w:hAnsi="Arial"/>
@@ -18646,7 +18646,7 @@
             <w:pPr>
               <w:spacing w:after="20" w:before="0"/>
             </w:pPr>
-            <w:hyperlink w:history="1" r:id="rId_wavyypslbvfp6snrpgd_">
+            <w:hyperlink w:history="1" r:id="rIdunmwhwrc4i7iuyesqq3lb">
               <w:r>
                 <w:rPr>
                   <w:rFonts w:ascii="Arial" w:cs="Arial" w:eastAsia="Arial" w:hAnsi="Arial"/>
@@ -18679,7 +18679,7 @@
               <w:spacing w:after="10" w:before="0"/>
               <w:ind w:left="120"/>
             </w:pPr>
-            <w:hyperlink w:history="1" r:id="rIdpb3uminglqkehwdb67vgw">
+            <w:hyperlink w:history="1" r:id="rIdsraycszt1cithrhg2pb-m">
               <w:r>
                 <w:rPr>
                   <w:rFonts w:ascii="Arial" w:cs="Arial" w:eastAsia="Arial" w:hAnsi="Arial"/>
@@ -18724,7 +18724,7 @@
             <w:pPr>
               <w:spacing w:after="20" w:before="0"/>
             </w:pPr>
-            <w:hyperlink w:history="1" r:id="rIddm_tyiu4a85rsbbnpob2s">
+            <w:hyperlink w:history="1" r:id="rIdyvdie8a7-qxu42ntzwdng">
               <w:r>
                 <w:rPr>
                   <w:rFonts w:ascii="Arial" w:cs="Arial" w:eastAsia="Arial" w:hAnsi="Arial"/>
@@ -18757,7 +18757,7 @@
               <w:spacing w:after="10" w:before="0"/>
               <w:ind w:left="120"/>
             </w:pPr>
-            <w:hyperlink w:history="1" r:id="rIdovgdlfy_wztyyavkuuhmx">
+            <w:hyperlink w:history="1" r:id="rIdtpx255t-hpstkyuk3hbb6">
               <w:r>
                 <w:rPr>
                   <w:rFonts w:ascii="Arial" w:cs="Arial" w:eastAsia="Arial" w:hAnsi="Arial"/>
@@ -18957,7 +18957,7 @@
             <w:pPr>
               <w:spacing w:after="20" w:before="0"/>
             </w:pPr>
-            <w:hyperlink w:history="1" r:id="rId1uu3vev6tegbhaz2yrd5h">
+            <w:hyperlink w:history="1" r:id="rIdhlizcyzn_wqltn8x6nfl4">
               <w:r>
                 <w:rPr>
                   <w:rFonts w:ascii="Arial" w:cs="Arial" w:eastAsia="Arial" w:hAnsi="Arial"/>
@@ -18990,7 +18990,7 @@
               <w:spacing w:after="10" w:before="0"/>
               <w:ind w:left="120"/>
             </w:pPr>
-            <w:hyperlink w:history="1" r:id="rIdy6akhdsz5ptlswrhv9-6_">
+            <w:hyperlink w:history="1" r:id="rIda9ptgupejmokeb3zhwr9g">
               <w:r>
                 <w:rPr>
                   <w:rFonts w:ascii="Arial" w:cs="Arial" w:eastAsia="Arial" w:hAnsi="Arial"/>
@@ -19035,7 +19035,7 @@
             <w:pPr>
               <w:spacing w:after="20" w:before="0"/>
             </w:pPr>
-            <w:hyperlink w:history="1" r:id="rIdazenbsxndnpwapfrgqvft">
+            <w:hyperlink w:history="1" r:id="rIdjxwmml7d0g_zr8jdjf2u6">
               <w:r>
                 <w:rPr>
                   <w:rFonts w:ascii="Arial" w:cs="Arial" w:eastAsia="Arial" w:hAnsi="Arial"/>
@@ -19068,7 +19068,7 @@
               <w:spacing w:after="10" w:before="0"/>
               <w:ind w:left="120"/>
             </w:pPr>
-            <w:hyperlink w:history="1" r:id="rIdjczmot47gcwpqckdd0lul">
+            <w:hyperlink w:history="1" r:id="rIdbnlaki2h56p4dlxf3j8fa">
               <w:r>
                 <w:rPr>
                   <w:rFonts w:ascii="Arial" w:cs="Arial" w:eastAsia="Arial" w:hAnsi="Arial"/>
@@ -19268,7 +19268,7 @@
             <w:pPr>
               <w:spacing w:after="20" w:before="0"/>
             </w:pPr>
-            <w:hyperlink w:history="1" r:id="rIdbtihi8ih7yadtntshkvve">
+            <w:hyperlink w:history="1" r:id="rIdd1tb-gmoaul-qnyyc3uu4">
               <w:r>
                 <w:rPr>
                   <w:rFonts w:ascii="Arial" w:cs="Arial" w:eastAsia="Arial" w:hAnsi="Arial"/>
@@ -19301,7 +19301,7 @@
               <w:spacing w:after="10" w:before="0"/>
               <w:ind w:left="120"/>
             </w:pPr>
-            <w:hyperlink w:history="1" r:id="rIdpnsangmcjt2jsgbbyajrb">
+            <w:hyperlink w:history="1" r:id="rIduskdd42mdtxogczl0fyva">
               <w:r>
                 <w:rPr>
                   <w:rFonts w:ascii="Arial" w:cs="Arial" w:eastAsia="Arial" w:hAnsi="Arial"/>
@@ -19346,7 +19346,7 @@
             <w:pPr>
               <w:spacing w:after="20" w:before="0"/>
             </w:pPr>
-            <w:hyperlink w:history="1" r:id="rIdxsqkbb4e67grs6tgwlqeh">
+            <w:hyperlink w:history="1" r:id="rIduyuvsexwb9l5nnlrgnram">
               <w:r>
                 <w:rPr>
                   <w:rFonts w:ascii="Arial" w:cs="Arial" w:eastAsia="Arial" w:hAnsi="Arial"/>
@@ -19395,7 +19395,7 @@
               <w:spacing w:after="10" w:before="0"/>
               <w:ind w:left="120"/>
             </w:pPr>
-            <w:hyperlink w:history="1" r:id="rId4d5cvoe1_i1ipesl8cvbb">
+            <w:hyperlink w:history="1" r:id="rId5ijbyhyhii4kkt3hrct6l">
               <w:r>
                 <w:rPr>
                   <w:rFonts w:ascii="Arial" w:cs="Arial" w:eastAsia="Arial" w:hAnsi="Arial"/>
@@ -19595,7 +19595,7 @@
             <w:pPr>
               <w:spacing w:after="20" w:before="0"/>
             </w:pPr>
-            <w:hyperlink w:history="1" r:id="rIds97y_fdosqcpcsglgejlb">
+            <w:hyperlink w:history="1" r:id="rIdx6utwd21glihhw2mm_9rn">
               <w:r>
                 <w:rPr>
                   <w:rFonts w:ascii="Arial" w:cs="Arial" w:eastAsia="Arial" w:hAnsi="Arial"/>
@@ -19628,7 +19628,7 @@
               <w:spacing w:after="10" w:before="0"/>
               <w:ind w:left="120"/>
             </w:pPr>
-            <w:hyperlink w:history="1" r:id="rIdgd6zbk_3gqdzzg4bf5zwx">
+            <w:hyperlink w:history="1" r:id="rId0dc070n224h1fdzxfwxm6">
               <w:r>
                 <w:rPr>
                   <w:rFonts w:ascii="Arial" w:cs="Arial" w:eastAsia="Arial" w:hAnsi="Arial"/>
@@ -19673,7 +19673,7 @@
             <w:pPr>
               <w:spacing w:after="20" w:before="0"/>
             </w:pPr>
-            <w:hyperlink w:history="1" r:id="rIdjfj-caegdfnfytv1nz0dd">
+            <w:hyperlink w:history="1" r:id="rIdmza1ehqd5aaze8nc7jtvu">
               <w:r>
                 <w:rPr>
                   <w:rFonts w:ascii="Arial" w:cs="Arial" w:eastAsia="Arial" w:hAnsi="Arial"/>
@@ -19722,7 +19722,7 @@
               <w:spacing w:after="10" w:before="0"/>
               <w:ind w:left="120"/>
             </w:pPr>
-            <w:hyperlink w:history="1" r:id="rIdicgw3wouiqyhsxpdmwq0z">
+            <w:hyperlink w:history="1" r:id="rIdc2vkyaup2rxdv1dtss97s">
               <w:r>
                 <w:rPr>
                   <w:rFonts w:ascii="Arial" w:cs="Arial" w:eastAsia="Arial" w:hAnsi="Arial"/>
@@ -19922,7 +19922,7 @@
             <w:pPr>
               <w:spacing w:after="20" w:before="0"/>
             </w:pPr>
-            <w:hyperlink w:history="1" r:id="rIdt3bzqmibo_em2zmbbxqdo">
+            <w:hyperlink w:history="1" r:id="rIdziiazxvyzv5diurz4v6uq">
               <w:r>
                 <w:rPr>
                   <w:rFonts w:ascii="Arial" w:cs="Arial" w:eastAsia="Arial" w:hAnsi="Arial"/>
@@ -19955,7 +19955,7 @@
               <w:spacing w:after="10" w:before="0"/>
               <w:ind w:left="120"/>
             </w:pPr>
-            <w:hyperlink w:history="1" r:id="rIdohlm78vo-dqg4aqthhlzj">
+            <w:hyperlink w:history="1" r:id="rIdjiwba-sl8wevjjo0wzaj1">
               <w:r>
                 <w:rPr>
                   <w:rFonts w:ascii="Arial" w:cs="Arial" w:eastAsia="Arial" w:hAnsi="Arial"/>
@@ -20000,7 +20000,7 @@
             <w:pPr>
               <w:spacing w:after="20" w:before="0"/>
             </w:pPr>
-            <w:hyperlink w:history="1" r:id="rIdpzetr6wspuudowhgxg7cj">
+            <w:hyperlink w:history="1" r:id="rIdnx1ksnf0yno3joprd5d2w">
               <w:r>
                 <w:rPr>
                   <w:rFonts w:ascii="Arial" w:cs="Arial" w:eastAsia="Arial" w:hAnsi="Arial"/>
@@ -20049,7 +20049,7 @@
               <w:spacing w:after="10" w:before="0"/>
               <w:ind w:left="120"/>
             </w:pPr>
-            <w:hyperlink w:history="1" r:id="rIdlipot7k1ukceaftfhphep">
+            <w:hyperlink w:history="1" r:id="rIdamlxxfozvtqqsmuzxkwyj">
               <w:r>
                 <w:rPr>
                   <w:rFonts w:ascii="Arial" w:cs="Arial" w:eastAsia="Arial" w:hAnsi="Arial"/>
@@ -20574,7 +20574,7 @@
         </w:rPr>
         <w:t xml:space="preserve">© 2026 SeaVuria and ARES. Aligned with KICD objectives. Developed by SeaVuria; technical implementation by ARES (with AI assistance from Claude). Licensed under </w:t>
       </w:r>
-      <w:hyperlink w:history="1" r:id="rId8q14wnoeigq4czfqdhx8s">
+      <w:hyperlink w:history="1" r:id="rId2cfl4maewwli7lyrzqf8o">
         <w:r>
           <w:rPr>
             <w:rFonts w:ascii="Arial" w:cs="Arial" w:eastAsia="Arial" w:hAnsi="Arial"/>
@@ -20595,7 +20595,7 @@
         </w:rPr>
         <w:t xml:space="preserve"> (</w:t>
       </w:r>
-      <w:hyperlink w:history="1" r:id="rIdau3p4aez9x0f8uxnjukn0">
+      <w:hyperlink w:history="1" r:id="rIdpu9ud2slyos2jckq4ptba">
         <w:r>
           <w:rPr>
             <w:rFonts w:ascii="Arial" w:cs="Arial" w:eastAsia="Arial" w:hAnsi="Arial"/>
@@ -21635,7 +21635,7 @@
             <w:pPr>
               <w:spacing w:after="20" w:before="0"/>
             </w:pPr>
-            <w:hyperlink w:history="1" r:id="rIdqdid-dnsf3tjuytagxdmy">
+            <w:hyperlink w:history="1" r:id="rId3tlxc4b_ygd4wb4freot_">
               <w:r>
                 <w:rPr>
                   <w:rFonts w:ascii="Arial" w:cs="Arial" w:eastAsia="Arial" w:hAnsi="Arial"/>
@@ -21668,7 +21668,7 @@
               <w:spacing w:after="10" w:before="0"/>
               <w:ind w:left="120"/>
             </w:pPr>
-            <w:hyperlink w:history="1" r:id="rIdhqdls0m8ymfulrkqsasr6">
+            <w:hyperlink w:history="1" r:id="rIdxkufabpzkbsd5lak5eonm">
               <w:r>
                 <w:rPr>
                   <w:rFonts w:ascii="Arial" w:cs="Arial" w:eastAsia="Arial" w:hAnsi="Arial"/>
@@ -21713,7 +21713,7 @@
             <w:pPr>
               <w:spacing w:after="20" w:before="0"/>
             </w:pPr>
-            <w:hyperlink w:history="1" r:id="rIdtgohlfq0v7f4_0c4nxa78">
+            <w:hyperlink w:history="1" r:id="rIdt_8i70svddtyqkg2zf0we">
               <w:r>
                 <w:rPr>
                   <w:rFonts w:ascii="Arial" w:cs="Arial" w:eastAsia="Arial" w:hAnsi="Arial"/>
@@ -21746,7 +21746,7 @@
               <w:spacing w:after="10" w:before="0"/>
               <w:ind w:left="120"/>
             </w:pPr>
-            <w:hyperlink w:history="1" r:id="rIdwj-es1gbqyzp-hvx82tuq">
+            <w:hyperlink w:history="1" r:id="rIdaiufmwz3uyidhxj1wkayr">
               <w:r>
                 <w:rPr>
                   <w:rFonts w:ascii="Arial" w:cs="Arial" w:eastAsia="Arial" w:hAnsi="Arial"/>
@@ -21946,7 +21946,7 @@
             <w:pPr>
               <w:spacing w:after="20" w:before="0"/>
             </w:pPr>
-            <w:hyperlink w:history="1" r:id="rIdbihfe-rm36gyzri_r-lch">
+            <w:hyperlink w:history="1" r:id="rIdm_zdcirp9hujfn-rt3w4d">
               <w:r>
                 <w:rPr>
                   <w:rFonts w:ascii="Arial" w:cs="Arial" w:eastAsia="Arial" w:hAnsi="Arial"/>
@@ -21979,7 +21979,7 @@
               <w:spacing w:after="10" w:before="0"/>
               <w:ind w:left="120"/>
             </w:pPr>
-            <w:hyperlink w:history="1" r:id="rIdqdafq4j2fhnkau0-e-ukm">
+            <w:hyperlink w:history="1" r:id="rIdujg8t-7k6bqhrwg2uqwle">
               <w:r>
                 <w:rPr>
                   <w:rFonts w:ascii="Arial" w:cs="Arial" w:eastAsia="Arial" w:hAnsi="Arial"/>
@@ -22024,7 +22024,7 @@
             <w:pPr>
               <w:spacing w:after="20" w:before="0"/>
             </w:pPr>
-            <w:hyperlink w:history="1" r:id="rIdje_zcs3aypavu7p2dym0r">
+            <w:hyperlink w:history="1" r:id="rId3fthoyn905_yvujiy_lqr">
               <w:r>
                 <w:rPr>
                   <w:rFonts w:ascii="Arial" w:cs="Arial" w:eastAsia="Arial" w:hAnsi="Arial"/>
@@ -22057,7 +22057,7 @@
               <w:spacing w:after="10" w:before="0"/>
               <w:ind w:left="120"/>
             </w:pPr>
-            <w:hyperlink w:history="1" r:id="rIds3lcrvetbs3deavpcu_zs">
+            <w:hyperlink w:history="1" r:id="rIdcypez5orc2tphwknhyfak">
               <w:r>
                 <w:rPr>
                   <w:rFonts w:ascii="Arial" w:cs="Arial" w:eastAsia="Arial" w:hAnsi="Arial"/>
@@ -22257,7 +22257,7 @@
             <w:pPr>
               <w:spacing w:after="20" w:before="0"/>
             </w:pPr>
-            <w:hyperlink w:history="1" r:id="rIdhiftbxt-o_xt9ifz46fg5">
+            <w:hyperlink w:history="1" r:id="rIdvj9ttzoyuffra-orqp8ed">
               <w:r>
                 <w:rPr>
                   <w:rFonts w:ascii="Arial" w:cs="Arial" w:eastAsia="Arial" w:hAnsi="Arial"/>
@@ -22306,7 +22306,7 @@
               <w:spacing w:after="10" w:before="0"/>
               <w:ind w:left="120"/>
             </w:pPr>
-            <w:hyperlink w:history="1" r:id="rId7u4zqlubgwboega-6zvw2">
+            <w:hyperlink w:history="1" r:id="rIdul6e8voelygjmamyqjmx1">
               <w:r>
                 <w:rPr>
                   <w:rFonts w:ascii="Arial" w:cs="Arial" w:eastAsia="Arial" w:hAnsi="Arial"/>
@@ -22351,7 +22351,7 @@
             <w:pPr>
               <w:spacing w:after="20" w:before="0"/>
             </w:pPr>
-            <w:hyperlink w:history="1" r:id="rIdb6ejjkpfvbr0x8jyvqhop">
+            <w:hyperlink w:history="1" r:id="rId3lvbb63xnopccqoibgoeg">
               <w:r>
                 <w:rPr>
                   <w:rFonts w:ascii="Arial" w:cs="Arial" w:eastAsia="Arial" w:hAnsi="Arial"/>
@@ -22400,7 +22400,7 @@
               <w:spacing w:after="10" w:before="0"/>
               <w:ind w:left="120"/>
             </w:pPr>
-            <w:hyperlink w:history="1" r:id="rIdhgmbpwxtzsu-igeak0yjg">
+            <w:hyperlink w:history="1" r:id="rIdqbvrano5ubih3s1cesi4e">
               <w:r>
                 <w:rPr>
                   <w:rFonts w:ascii="Arial" w:cs="Arial" w:eastAsia="Arial" w:hAnsi="Arial"/>
@@ -22600,7 +22600,7 @@
             <w:pPr>
               <w:spacing w:after="20" w:before="0"/>
             </w:pPr>
-            <w:hyperlink w:history="1" r:id="rIdp6ejh25ippdmmgowdmv8l">
+            <w:hyperlink w:history="1" r:id="rIdvriigx6a2kxy9tayb21ab">
               <w:r>
                 <w:rPr>
                   <w:rFonts w:ascii="Arial" w:cs="Arial" w:eastAsia="Arial" w:hAnsi="Arial"/>
@@ -22649,7 +22649,7 @@
               <w:spacing w:after="10" w:before="0"/>
               <w:ind w:left="120"/>
             </w:pPr>
-            <w:hyperlink w:history="1" r:id="rIdlfzb0-pxs3l4njyqd_rsw">
+            <w:hyperlink w:history="1" r:id="rIdq08odlmkuzanlrmi8vgfv">
               <w:r>
                 <w:rPr>
                   <w:rFonts w:ascii="Arial" w:cs="Arial" w:eastAsia="Arial" w:hAnsi="Arial"/>
@@ -22694,7 +22694,7 @@
             <w:pPr>
               <w:spacing w:after="20" w:before="0"/>
             </w:pPr>
-            <w:hyperlink w:history="1" r:id="rIdff6o4ctto29coifbqh-ze">
+            <w:hyperlink w:history="1" r:id="rId7ujxzanmxxipgudjdad0o">
               <w:r>
                 <w:rPr>
                   <w:rFonts w:ascii="Arial" w:cs="Arial" w:eastAsia="Arial" w:hAnsi="Arial"/>
@@ -22743,7 +22743,7 @@
               <w:spacing w:after="10" w:before="0"/>
               <w:ind w:left="120"/>
             </w:pPr>
-            <w:hyperlink w:history="1" r:id="rIdkeujz-amzu6rp3imxdkck">
+            <w:hyperlink w:history="1" r:id="rIdkbcg2j_xd6kxlc6xeibwe">
               <w:r>
                 <w:rPr>
                   <w:rFonts w:ascii="Arial" w:cs="Arial" w:eastAsia="Arial" w:hAnsi="Arial"/>
@@ -22943,7 +22943,7 @@
             <w:pPr>
               <w:spacing w:after="20" w:before="0"/>
             </w:pPr>
-            <w:hyperlink w:history="1" r:id="rIdozydp_uokcdezjztkmztn">
+            <w:hyperlink w:history="1" r:id="rId8rzpdv6c0pd_04c42y-wc">
               <w:r>
                 <w:rPr>
                   <w:rFonts w:ascii="Arial" w:cs="Arial" w:eastAsia="Arial" w:hAnsi="Arial"/>
@@ -22992,7 +22992,7 @@
               <w:spacing w:after="10" w:before="0"/>
               <w:ind w:left="120"/>
             </w:pPr>
-            <w:hyperlink w:history="1" r:id="rIdfgbk-sy0apsodb1xe6vqy">
+            <w:hyperlink w:history="1" r:id="rIdpstzwmyb86oegvb_sunr6">
               <w:r>
                 <w:rPr>
                   <w:rFonts w:ascii="Arial" w:cs="Arial" w:eastAsia="Arial" w:hAnsi="Arial"/>
@@ -23037,7 +23037,7 @@
             <w:pPr>
               <w:spacing w:after="20" w:before="0"/>
             </w:pPr>
-            <w:hyperlink w:history="1" r:id="rIdeh8asv0pdmykfgbet3hpl">
+            <w:hyperlink w:history="1" r:id="rIdfritjsn5yhoy_d4siiyfp">
               <w:r>
                 <w:rPr>
                   <w:rFonts w:ascii="Arial" w:cs="Arial" w:eastAsia="Arial" w:hAnsi="Arial"/>
@@ -23086,7 +23086,7 @@
               <w:spacing w:after="10" w:before="0"/>
               <w:ind w:left="120"/>
             </w:pPr>
-            <w:hyperlink w:history="1" r:id="rId6m8rbhb5bzbepii-b-66m">
+            <w:hyperlink w:history="1" r:id="rId5bgqkvqr7rtku8lvemo_p">
               <w:r>
                 <w:rPr>
                   <w:rFonts w:ascii="Arial" w:cs="Arial" w:eastAsia="Arial" w:hAnsi="Arial"/>
@@ -23611,7 +23611,7 @@
         </w:rPr>
         <w:t xml:space="preserve">© 2026 SeaVuria and ARES. Aligned with KICD objectives. Developed by SeaVuria; technical implementation by ARES (with AI assistance from Claude). Licensed under </w:t>
       </w:r>
-      <w:hyperlink w:history="1" r:id="rIdu9zisry2p8kv0-p504d69">
+      <w:hyperlink w:history="1" r:id="rIdqo_u8quiatudqmzfxk6at">
         <w:r>
           <w:rPr>
             <w:rFonts w:ascii="Arial" w:cs="Arial" w:eastAsia="Arial" w:hAnsi="Arial"/>
@@ -23632,7 +23632,7 @@
         </w:rPr>
         <w:t xml:space="preserve"> (</w:t>
       </w:r>
-      <w:hyperlink w:history="1" r:id="rId74xrf4nlhr6i5gt2r6-3t">
+      <w:hyperlink w:history="1" r:id="rIdd37h_sghlmhob8ksypguv">
         <w:r>
           <w:rPr>
             <w:rFonts w:ascii="Arial" w:cs="Arial" w:eastAsia="Arial" w:hAnsi="Arial"/>
@@ -24672,7 +24672,7 @@
             <w:pPr>
               <w:spacing w:after="20" w:before="0"/>
             </w:pPr>
-            <w:hyperlink w:history="1" r:id="rIdlavdzzrnyop-x9fajvnmz">
+            <w:hyperlink w:history="1" r:id="rId9bo-7u3m8kmzc8s1erqpe">
               <w:r>
                 <w:rPr>
                   <w:rFonts w:ascii="Arial" w:cs="Arial" w:eastAsia="Arial" w:hAnsi="Arial"/>
@@ -24705,7 +24705,7 @@
               <w:spacing w:after="10" w:before="0"/>
               <w:ind w:left="120"/>
             </w:pPr>
-            <w:hyperlink w:history="1" r:id="rIdkp0bq82zmouszgjm-zgrp">
+            <w:hyperlink w:history="1" r:id="rIdflymilzdx06hvdg0rmvp4">
               <w:r>
                 <w:rPr>
                   <w:rFonts w:ascii="Arial" w:cs="Arial" w:eastAsia="Arial" w:hAnsi="Arial"/>
@@ -24750,7 +24750,7 @@
             <w:pPr>
               <w:spacing w:after="20" w:before="0"/>
             </w:pPr>
-            <w:hyperlink w:history="1" r:id="rIdcrsfpfygshvgo5501grgg">
+            <w:hyperlink w:history="1" r:id="rId9yvopwsiaa8gl1x8mi5u4">
               <w:r>
                 <w:rPr>
                   <w:rFonts w:ascii="Arial" w:cs="Arial" w:eastAsia="Arial" w:hAnsi="Arial"/>
@@ -24783,7 +24783,7 @@
               <w:spacing w:after="10" w:before="0"/>
               <w:ind w:left="120"/>
             </w:pPr>
-            <w:hyperlink w:history="1" r:id="rIdmz7ksl8oe-10zfm3wdcbj">
+            <w:hyperlink w:history="1" r:id="rIdjzdbgdsrkw99_lrowlmxh">
               <w:r>
                 <w:rPr>
                   <w:rFonts w:ascii="Arial" w:cs="Arial" w:eastAsia="Arial" w:hAnsi="Arial"/>
@@ -24983,7 +24983,7 @@
             <w:pPr>
               <w:spacing w:after="20" w:before="0"/>
             </w:pPr>
-            <w:hyperlink w:history="1" r:id="rIdiiagu18cxdcz8k83crmqs">
+            <w:hyperlink w:history="1" r:id="rIdfh1vlbhyjvekncsa23dzs">
               <w:r>
                 <w:rPr>
                   <w:rFonts w:ascii="Arial" w:cs="Arial" w:eastAsia="Arial" w:hAnsi="Arial"/>
@@ -25016,7 +25016,7 @@
               <w:spacing w:after="10" w:before="0"/>
               <w:ind w:left="120"/>
             </w:pPr>
-            <w:hyperlink w:history="1" r:id="rIdsv8fpc1vz6wxrcosfdpja">
+            <w:hyperlink w:history="1" r:id="rIdkce6di_hmgoqpizhe7bzk">
               <w:r>
                 <w:rPr>
                   <w:rFonts w:ascii="Arial" w:cs="Arial" w:eastAsia="Arial" w:hAnsi="Arial"/>
@@ -25061,7 +25061,7 @@
             <w:pPr>
               <w:spacing w:after="20" w:before="0"/>
             </w:pPr>
-            <w:hyperlink w:history="1" r:id="rIdzayhng9qslw9nvhkejqgh">
+            <w:hyperlink w:history="1" r:id="rIdzkczvm2ltmyqscg2i0pss">
               <w:r>
                 <w:rPr>
                   <w:rFonts w:ascii="Arial" w:cs="Arial" w:eastAsia="Arial" w:hAnsi="Arial"/>
@@ -25094,7 +25094,7 @@
               <w:spacing w:after="10" w:before="0"/>
               <w:ind w:left="120"/>
             </w:pPr>
-            <w:hyperlink w:history="1" r:id="rIdgpepxp613e3iystaiz36t">
+            <w:hyperlink w:history="1" r:id="rIdhwsz-lubqay064x6jnke3">
               <w:r>
                 <w:rPr>
                   <w:rFonts w:ascii="Arial" w:cs="Arial" w:eastAsia="Arial" w:hAnsi="Arial"/>
@@ -25294,7 +25294,7 @@
             <w:pPr>
               <w:spacing w:after="20" w:before="0"/>
             </w:pPr>
-            <w:hyperlink w:history="1" r:id="rIdqj4ivnzne10ufu04alwjz">
+            <w:hyperlink w:history="1" r:id="rIdqw6kxptfp4m2lwfzly9au">
               <w:r>
                 <w:rPr>
                   <w:rFonts w:ascii="Arial" w:cs="Arial" w:eastAsia="Arial" w:hAnsi="Arial"/>
@@ -25343,7 +25343,7 @@
               <w:spacing w:after="10" w:before="0"/>
               <w:ind w:left="120"/>
             </w:pPr>
-            <w:hyperlink w:history="1" r:id="rIdcswultqbx4uun2ztgmjsj">
+            <w:hyperlink w:history="1" r:id="rIdk4rai2k5r6fanlhqu4nwl">
               <w:r>
                 <w:rPr>
                   <w:rFonts w:ascii="Arial" w:cs="Arial" w:eastAsia="Arial" w:hAnsi="Arial"/>
@@ -25388,7 +25388,7 @@
             <w:pPr>
               <w:spacing w:after="20" w:before="0"/>
             </w:pPr>
-            <w:hyperlink w:history="1" r:id="rIdh0ocrdsoailukkuidis38">
+            <w:hyperlink w:history="1" r:id="rIdmvjkgsslx_7bwxhse7kzk">
               <w:r>
                 <w:rPr>
                   <w:rFonts w:ascii="Arial" w:cs="Arial" w:eastAsia="Arial" w:hAnsi="Arial"/>
@@ -25421,7 +25421,7 @@
               <w:spacing w:after="10" w:before="0"/>
               <w:ind w:left="120"/>
             </w:pPr>
-            <w:hyperlink w:history="1" r:id="rIdw76sup2etzqcxml-k2drs">
+            <w:hyperlink w:history="1" r:id="rIdhqs9ymqmczzflcmwurufe">
               <w:r>
                 <w:rPr>
                   <w:rFonts w:ascii="Arial" w:cs="Arial" w:eastAsia="Arial" w:hAnsi="Arial"/>
@@ -25621,7 +25621,7 @@
             <w:pPr>
               <w:spacing w:after="20" w:before="0"/>
             </w:pPr>
-            <w:hyperlink w:history="1" r:id="rId9-cwobkkr9lghgi1dp01p">
+            <w:hyperlink w:history="1" r:id="rIdz7c_zjkrv2wkihwrrdgzn">
               <w:r>
                 <w:rPr>
                   <w:rFonts w:ascii="Arial" w:cs="Arial" w:eastAsia="Arial" w:hAnsi="Arial"/>
@@ -25670,7 +25670,7 @@
               <w:spacing w:after="10" w:before="0"/>
               <w:ind w:left="120"/>
             </w:pPr>
-            <w:hyperlink w:history="1" r:id="rIdwmee3gs109n92lls-qv1q">
+            <w:hyperlink w:history="1" r:id="rIdpm8nnsja-vzcpxqlkwiki">
               <w:r>
                 <w:rPr>
                   <w:rFonts w:ascii="Arial" w:cs="Arial" w:eastAsia="Arial" w:hAnsi="Arial"/>
@@ -25715,7 +25715,7 @@
             <w:pPr>
               <w:spacing w:after="20" w:before="0"/>
             </w:pPr>
-            <w:hyperlink w:history="1" r:id="rIdks74cd_putr32p_5pszog">
+            <w:hyperlink w:history="1" r:id="rIdwjygvqymrme9jfs3qveto">
               <w:r>
                 <w:rPr>
                   <w:rFonts w:ascii="Arial" w:cs="Arial" w:eastAsia="Arial" w:hAnsi="Arial"/>
@@ -25748,7 +25748,7 @@
               <w:spacing w:after="10" w:before="0"/>
               <w:ind w:left="120"/>
             </w:pPr>
-            <w:hyperlink w:history="1" r:id="rIdvuwr_soafvyw22be0q0cc">
+            <w:hyperlink w:history="1" r:id="rId8mol9tvsaadookrggianr">
               <w:r>
                 <w:rPr>
                   <w:rFonts w:ascii="Arial" w:cs="Arial" w:eastAsia="Arial" w:hAnsi="Arial"/>
@@ -25948,7 +25948,7 @@
             <w:pPr>
               <w:spacing w:after="20" w:before="0"/>
             </w:pPr>
-            <w:hyperlink w:history="1" r:id="rIdty7lxiv08n2dookdbz9ji">
+            <w:hyperlink w:history="1" r:id="rIdhjdzbufbjsiiba0ebg-1v">
               <w:r>
                 <w:rPr>
                   <w:rFonts w:ascii="Arial" w:cs="Arial" w:eastAsia="Arial" w:hAnsi="Arial"/>
@@ -25997,7 +25997,7 @@
               <w:spacing w:after="10" w:before="0"/>
               <w:ind w:left="120"/>
             </w:pPr>
-            <w:hyperlink w:history="1" r:id="rIdumvslvc0aw_r5rhqnvpyy">
+            <w:hyperlink w:history="1" r:id="rIdaxvnr2g8ywvlfqfujbsck">
               <w:r>
                 <w:rPr>
                   <w:rFonts w:ascii="Arial" w:cs="Arial" w:eastAsia="Arial" w:hAnsi="Arial"/>
@@ -26042,7 +26042,7 @@
             <w:pPr>
               <w:spacing w:after="20" w:before="0"/>
             </w:pPr>
-            <w:hyperlink w:history="1" r:id="rIdzeznz-jwm_silqe1lwwki">
+            <w:hyperlink w:history="1" r:id="rIdsrlnh6crpto6hf7v2kkb5">
               <w:r>
                 <w:rPr>
                   <w:rFonts w:ascii="Arial" w:cs="Arial" w:eastAsia="Arial" w:hAnsi="Arial"/>
@@ -26091,7 +26091,7 @@
               <w:spacing w:after="10" w:before="0"/>
               <w:ind w:left="120"/>
             </w:pPr>
-            <w:hyperlink w:history="1" r:id="rId0suwl5o53x3zhroposvdc">
+            <w:hyperlink w:history="1" r:id="rIdspbwdjip-2-jqtzqciqo5">
               <w:r>
                 <w:rPr>
                   <w:rFonts w:ascii="Arial" w:cs="Arial" w:eastAsia="Arial" w:hAnsi="Arial"/>
@@ -26616,7 +26616,7 @@
         </w:rPr>
         <w:t xml:space="preserve">© 2026 SeaVuria and ARES. Aligned with KICD objectives. Developed by SeaVuria; technical implementation by ARES (with AI assistance from Claude). Licensed under </w:t>
       </w:r>
-      <w:hyperlink w:history="1" r:id="rIdx2xlwalglxce993txofra">
+      <w:hyperlink w:history="1" r:id="rIdqmih3zk9kpbthg27_jmbr">
         <w:r>
           <w:rPr>
             <w:rFonts w:ascii="Arial" w:cs="Arial" w:eastAsia="Arial" w:hAnsi="Arial"/>
@@ -26637,7 +26637,7 @@
         </w:rPr>
         <w:t xml:space="preserve"> (</w:t>
       </w:r>
-      <w:hyperlink w:history="1" r:id="rIdveimaug0spvq8lzxdehvg">
+      <w:hyperlink w:history="1" r:id="rIdzwsxfvwogsznskzu6_n_y">
         <w:r>
           <w:rPr>
             <w:rFonts w:ascii="Arial" w:cs="Arial" w:eastAsia="Arial" w:hAnsi="Arial"/>
